--- a/fase2/Evidencias Proyecto/Evidencias de Documentacion/07_Plan_de_Pruebas/00_Plan_maestro/DPAY3_Catalogo_CSY4111_por_tipo.docx
+++ b/fase2/Evidencias Proyecto/Evidencias de Documentacion/07_Plan_de_Pruebas/00_Plan_maestro/DPAY3_Catalogo_CSY4111_por_tipo.docx
@@ -380,7 +380,7 @@
         <w:pStyle w:val="Heading2"/>
       </w:pPr>
       <w:r>
-        <w:t>3. Casos funcionales (caja negra) — 10</w:t>
+        <w:t>3. Casos funcionales (caja negra) - 10</w:t>
       </w:r>
     </w:p>
     <w:tbl>
@@ -1465,7 +1465,7 @@
         <w:pStyle w:val="Heading2"/>
       </w:pPr>
       <w:r>
-        <w:t>4. Casos no funcionales — 5</w:t>
+        <w:t>4. Casos no funcionales - 5</w:t>
       </w:r>
     </w:p>
     <w:tbl>
@@ -2558,7 +2558,7 @@
         <w:pStyle w:val="Heading2"/>
       </w:pPr>
       <w:r>
-        <w:t>7. Prueba estatica — ambiguedades (1.3.2)</w:t>
+        <w:t>7. Prueba estatica - ambiguedades (1.3.2)</w:t>
       </w:r>
     </w:p>
     <w:tbl>
